--- a/backend/wp_templates/B/B60-3 评估专家工作计划.docx
+++ b/backend/wp_templates/B/B60-3 评估专家工作计划.docx
@@ -71,31 +71,16 @@
         <w:jc w:val="right"/>
       </w:pPr>
       <w:r>
-        <w:rPr>
-          <w:rFonts w:hint="eastAsia"/>
-        </w:rPr>
-        <w:t>索引号：</w:t>
-      </w:r>
-      <w:r>
-        <w:rPr>
-          <w:rFonts w:hint="eastAsia"/>
-        </w:rPr>
-        <w:t>B</w:t>
-      </w:r>
-      <w:r>
-        <w:t>6</w:t>
-      </w:r>
-      <w:r>
-        <w:rPr>
-          <w:rFonts w:hint="eastAsia"/>
-        </w:rPr>
-        <w:t>0</w:t>
-      </w:r>
-      <w:r>
-        <w:rPr>
-          <w:rFonts w:hint="eastAsia"/>
-        </w:rPr>
-        <w:t>-3</w:t>
+        <w:t xml:space="preserve">索引号：B60-3（利用专家工作计划—评估为主，其他领域可复用）</w:t>
+      </w:r>
+    </w:p>
+    <w:p>
+      <w:r>
+        <w:rPr>
+          <w:color w:val="0000FF"/>
+          <w:sz w:val="21"/>
+        </w:rPr>
+        <w:t>【勾稽】B60 三（四）利用评估专家时编制；其他领域专家可参照本结构。</w:t>
       </w:r>
     </w:p>
     <w:p>
@@ -118,6 +103,15 @@
           <w:szCs w:val="28"/>
         </w:rPr>
         <w:t>评估专家工作计划</w:t>
+      </w:r>
+    </w:p>
+    <w:p>
+      <w:r>
+        <w:rPr>
+          <w:color w:val="0000FF"/>
+          <w:sz w:val="21"/>
+        </w:rPr>
+        <w:t>【说明】本模板以资产评估专家为主；税务/法律/精算等专家可复用本结构，将「评估」替换为对应领域，并在下表注明专家类型。</w:t>
       </w:r>
     </w:p>
     <w:p>
@@ -389,6 +383,179 @@
                 <w:szCs w:val="24"/>
               </w:rPr>
             </w:pPr>
+          </w:p>
+        </w:tc>
+      </w:tr>
+    </w:tbl>
+    <w:p>
+      <w:r>
+        <w:rPr>
+          <w:color w:val="0000FF"/>
+          <w:sz w:val="21"/>
+        </w:rPr>
+        <w:t>专家类型（领域）</w:t>
+      </w:r>
+    </w:p>
+    <w:tbl>
+      <w:tblPr>
+        <w:tblStyle w:val="a6"/>
+        <w:tblW w:type="auto" w:w="0"/>
+        <w:tblLook w:firstColumn="1" w:firstRow="1" w:lastColumn="0" w:lastRow="0" w:noHBand="0" w:noVBand="1" w:val="04A0"/>
+      </w:tblPr>
+      <w:tblGrid>
+        <w:gridCol w:w="2769"/>
+        <w:gridCol w:w="2769"/>
+        <w:gridCol w:w="2769"/>
+      </w:tblGrid>
+      <w:tr>
+        <w:tc>
+          <w:tcPr>
+            <w:tcW w:type="dxa" w:w="2769"/>
+          </w:tcPr>
+          <w:p>
+            <w:r>
+              <w:t>专家类型</w:t>
+            </w:r>
+          </w:p>
+        </w:tc>
+        <w:tc>
+          <w:tcPr>
+            <w:tcW w:type="dxa" w:w="2769"/>
+          </w:tcPr>
+          <w:p>
+            <w:r>
+              <w:t>是/否</w:t>
+            </w:r>
+          </w:p>
+        </w:tc>
+        <w:tc>
+          <w:tcPr>
+            <w:tcW w:type="dxa" w:w="2769"/>
+          </w:tcPr>
+          <w:p>
+            <w:r>
+              <w:t>备注</w:t>
+            </w:r>
+          </w:p>
+        </w:tc>
+      </w:tr>
+      <w:tr>
+        <w:tc>
+          <w:tcPr>
+            <w:tcW w:type="dxa" w:w="2769"/>
+          </w:tcPr>
+          <w:p>
+            <w:r>
+              <w:t>资产评估 / 估值 / 减值</w:t>
+            </w:r>
+          </w:p>
+        </w:tc>
+        <w:tc>
+          <w:tcPr>
+            <w:tcW w:type="dxa" w:w="2769"/>
+          </w:tcPr>
+          <w:p>
+            <w:r/>
+          </w:p>
+        </w:tc>
+        <w:tc>
+          <w:tcPr>
+            <w:tcW w:type="dxa" w:w="2769"/>
+          </w:tcPr>
+          <w:p>
+            <w:r>
+              <w:t>本模板默认</w:t>
+            </w:r>
+          </w:p>
+        </w:tc>
+      </w:tr>
+      <w:tr>
+        <w:tc>
+          <w:tcPr>
+            <w:tcW w:type="dxa" w:w="2769"/>
+          </w:tcPr>
+          <w:p>
+            <w:r>
+              <w:t>税务</w:t>
+            </w:r>
+          </w:p>
+        </w:tc>
+        <w:tc>
+          <w:tcPr>
+            <w:tcW w:type="dxa" w:w="2769"/>
+          </w:tcPr>
+          <w:p>
+            <w:r/>
+          </w:p>
+        </w:tc>
+        <w:tc>
+          <w:tcPr>
+            <w:tcW w:type="dxa" w:w="2769"/>
+          </w:tcPr>
+          <w:p>
+            <w:r>
+              <w:t>可复用本结构</w:t>
+            </w:r>
+          </w:p>
+        </w:tc>
+      </w:tr>
+      <w:tr>
+        <w:tc>
+          <w:tcPr>
+            <w:tcW w:type="dxa" w:w="2769"/>
+          </w:tcPr>
+          <w:p>
+            <w:r>
+              <w:t>法律</w:t>
+            </w:r>
+          </w:p>
+        </w:tc>
+        <w:tc>
+          <w:tcPr>
+            <w:tcW w:type="dxa" w:w="2769"/>
+          </w:tcPr>
+          <w:p>
+            <w:r/>
+          </w:p>
+        </w:tc>
+        <w:tc>
+          <w:tcPr>
+            <w:tcW w:type="dxa" w:w="2769"/>
+          </w:tcPr>
+          <w:p>
+            <w:r>
+              <w:t>可复用本结构</w:t>
+            </w:r>
+          </w:p>
+        </w:tc>
+      </w:tr>
+      <w:tr>
+        <w:tc>
+          <w:tcPr>
+            <w:tcW w:type="dxa" w:w="2769"/>
+          </w:tcPr>
+          <w:p>
+            <w:r>
+              <w:t>精算 / 其他</w:t>
+            </w:r>
+          </w:p>
+        </w:tc>
+        <w:tc>
+          <w:tcPr>
+            <w:tcW w:type="dxa" w:w="2769"/>
+          </w:tcPr>
+          <w:p>
+            <w:r/>
+          </w:p>
+        </w:tc>
+        <w:tc>
+          <w:tcPr>
+            <w:tcW w:type="dxa" w:w="2769"/>
+          </w:tcPr>
+          <w:p>
+            <w:r>
+              <w:t>注明具体领域</w:t>
+            </w:r>
           </w:p>
         </w:tc>
       </w:tr>
